--- a/templates/sale/اقرار تحمل مديونيه.docx
+++ b/templates/sale/اقرار تحمل مديونيه.docx
@@ -139,129 +139,105 @@
           <w:rtl/>
           <w:lang w:bidi="ar-EG"/>
         </w:rPr>
-        <w:t>بأنني علي استعداد لتحمل كا</w:t>
+        <w:t xml:space="preserve">بأنني علي استعداد لتحمل كافة الديون المستحقة لدى </w:t>
+      </w:r>
+      <w:r>
+        <w:rPr>
+          <w:rFonts w:hint="cs"/>
+          <w:b/>
+          <w:bCs/>
+          <w:sz w:val="30"/>
+          <w:szCs w:val="30"/>
+          <w:rtl/>
+          <w:lang w:bidi="ar-EG"/>
+        </w:rPr>
+        <w:t xml:space="preserve">البنك الزراعي المصري والجمعية </w:t>
+      </w:r>
+      <w:r>
+        <w:rPr>
+          <w:rFonts w:hint="cs"/>
+          <w:b/>
+          <w:bCs/>
+          <w:sz w:val="30"/>
+          <w:szCs w:val="30"/>
+          <w:rtl/>
+          <w:lang w:bidi="ar-EG"/>
+        </w:rPr>
+        <w:t>الزراعية بناحية الناصرية ومأمورية الضرائب العقارية او اي جهة حكومية أخري وذلك علي مساحة الا</w:t>
+      </w:r>
+      <w:r>
+        <w:rPr>
+          <w:rFonts w:hint="cs"/>
+          <w:b/>
+          <w:bCs/>
+          <w:sz w:val="30"/>
+          <w:szCs w:val="30"/>
+          <w:rtl/>
+          <w:lang w:bidi="ar-EG"/>
+        </w:rPr>
+        <w:t xml:space="preserve">رض المشتراة بموجب </w:t>
+      </w:r>
+      <w:r>
+        <w:rPr>
+          <w:rFonts w:hint="cs"/>
+          <w:b/>
+          <w:bCs/>
+          <w:sz w:val="30"/>
+          <w:szCs w:val="30"/>
+          <w:rtl/>
+          <w:lang w:bidi="ar-EG"/>
+        </w:rPr>
+        <w:t>عقد بيع ابتدائي مؤرخ في</w:t>
+      </w:r>
+      <w:r>
+        <w:rPr>
+          <w:rFonts w:hint="cs"/>
+          <w:b/>
+          <w:bCs/>
+          <w:sz w:val="30"/>
+          <w:szCs w:val="30"/>
+          <w:rtl/>
+          <w:lang w:bidi="ar-EG"/>
+        </w:rPr>
+        <w:t xml:space="preserve"> </w:t>
+      </w:r>
+      <w:r>
+        <w:rPr>
+          <w:rFonts w:asciiTheme="minorBidi" w:hAnsiTheme="minorBidi" w:cs="Arial"/>
+          <w:b/>
+          <w:bCs/>
+          <w:sz w:val="30"/>
+          <w:szCs w:val="30"/>
+          <w:rtl/>
+        </w:rPr>
+        <w:t>{{تاريخ_العقد_رقمي}}</w:t>
+      </w:r>
+      <w:r>
+        <w:rPr>
+          <w:rFonts w:hint="cs"/>
+          <w:b/>
+          <w:bCs/>
+          <w:sz w:val="30"/>
+          <w:szCs w:val="30"/>
+          <w:rtl/>
+          <w:lang w:bidi="ar-EG"/>
+        </w:rPr>
+        <w:t xml:space="preserve"> بمساحة </w:t>
+      </w:r>
+      <w:r>
+        <w:rPr>
+          <w:rFonts w:hint="cs"/>
+          <w:b/>
+          <w:bCs/>
+          <w:sz w:val="30"/>
+          <w:szCs w:val="30"/>
+          <w:rtl/>
+          <w:lang w:bidi="ar-EG"/>
+        </w:rPr>
+        <w:t xml:space="preserve">اجمالية </w:t>
       </w:r>
       <w:bookmarkStart w:id="0" w:name="_GoBack"/>
       <w:bookmarkEnd w:id="0"/>
-      <w:r>
-        <w:rPr>
-          <w:rFonts w:hint="cs"/>
-          <w:b/>
-          <w:bCs/>
-          <w:sz w:val="30"/>
-          <w:szCs w:val="30"/>
-          <w:rtl/>
-          <w:lang w:bidi="ar-EG"/>
-        </w:rPr>
-        <w:t xml:space="preserve">فة الديون المستحقة لدى </w:t>
-      </w:r>
-      <w:r>
-        <w:rPr>
-          <w:rFonts w:hint="cs"/>
-          <w:b/>
-          <w:bCs/>
-          <w:sz w:val="30"/>
-          <w:szCs w:val="30"/>
-          <w:rtl/>
-          <w:lang w:bidi="ar-EG"/>
-        </w:rPr>
-        <w:t xml:space="preserve">البنك الزراعي المصري والجمعية </w:t>
-      </w:r>
-      <w:r>
-        <w:rPr>
-          <w:rFonts w:hint="cs"/>
-          <w:b/>
-          <w:bCs/>
-          <w:sz w:val="30"/>
-          <w:szCs w:val="30"/>
-          <w:rtl/>
-          <w:lang w:bidi="ar-EG"/>
-        </w:rPr>
-        <w:t>الزراعية بناحية الناصرية ومأمورية الضرائب العقارية او اي جهة حكومية أخري وذلك علي مساحة الا</w:t>
-      </w:r>
-      <w:r>
-        <w:rPr>
-          <w:rFonts w:hint="cs"/>
-          <w:b/>
-          <w:bCs/>
-          <w:sz w:val="30"/>
-          <w:szCs w:val="30"/>
-          <w:rtl/>
-          <w:lang w:bidi="ar-EG"/>
-        </w:rPr>
-        <w:t xml:space="preserve">رض المشتراة بموجب </w:t>
-      </w:r>
-      <w:r>
-        <w:rPr>
-          <w:rFonts w:hint="cs"/>
-          <w:b/>
-          <w:bCs/>
-          <w:sz w:val="30"/>
-          <w:szCs w:val="30"/>
-          <w:rtl/>
-          <w:lang w:bidi="ar-EG"/>
-        </w:rPr>
-        <w:t>عقد بيع ابتدائي مؤرخ في</w:t>
-      </w:r>
-      <w:r>
-        <w:rPr>
-          <w:rFonts w:hint="cs"/>
-          <w:b/>
-          <w:bCs/>
-          <w:sz w:val="30"/>
-          <w:szCs w:val="30"/>
-          <w:rtl/>
-          <w:lang w:bidi="ar-EG"/>
-        </w:rPr>
-        <w:t xml:space="preserve"> </w:t>
-      </w:r>
-      <w:r>
-        <w:rPr>
-          <w:rFonts w:asciiTheme="minorBidi" w:hAnsiTheme="minorBidi" w:cs="Arial"/>
-          <w:b/>
-          <w:bCs/>
-          <w:sz w:val="30"/>
-          <w:szCs w:val="30"/>
-          <w:rtl/>
-        </w:rPr>
-        <w:t>{{ تاريخ_العقد }}</w:t>
-      </w:r>
-      <w:r>
-        <w:rPr>
-          <w:rFonts w:hint="cs"/>
-          <w:b/>
-          <w:bCs/>
-          <w:sz w:val="30"/>
-          <w:szCs w:val="30"/>
-          <w:rtl/>
-          <w:lang w:bidi="ar-EG"/>
-        </w:rPr>
-        <w:t xml:space="preserve"> بمساحة </w:t>
-      </w:r>
-      <w:r>
-        <w:rPr>
-          <w:rFonts w:hint="cs"/>
-          <w:b/>
-          <w:bCs/>
-          <w:sz w:val="30"/>
-          <w:szCs w:val="30"/>
-          <w:rtl/>
-          <w:lang w:bidi="ar-EG"/>
-        </w:rPr>
-        <w:t>اجمالية قدرها</w:t>
-      </w:r>
-      <w:r>
-        <w:rPr>
-          <w:rFonts w:hint="cs"/>
-          <w:b/>
-          <w:bCs/>
-          <w:sz w:val="30"/>
-          <w:szCs w:val="30"/>
-          <w:rtl/>
-          <w:lang w:bidi="ar-EG"/>
-        </w:rPr>
-        <w:t xml:space="preserve"> </w:t>
-      </w:r>
       <w:r>
         <w:rPr>
           <w:rFonts w:asciiTheme="minorBidi" w:hAnsiTheme="minorBidi" w:cs="Arial"/>
@@ -759,15 +735,27 @@
       </w:r>
       <w:r>
         <w:rPr>
-          <w:rFonts w:asciiTheme="minorBidi" w:hAnsiTheme="minorBidi" w:cs="Arial"/>
-          <w:b/>
-          <w:bCs/>
-          <w:sz w:val="30"/>
-          <w:szCs w:val="30"/>
-          <w:rtl/>
-          <w:lang w:bidi="ar-EG"/>
-        </w:rPr>
-        <w:t>، كائنة بحوض {{</w:t>
+          <w:rFonts w:asciiTheme="minorBidi" w:hAnsiTheme="minorBidi" w:cs="Arial" w:hint="cs"/>
+          <w:b/>
+          <w:bCs/>
+          <w:sz w:val="30"/>
+          <w:szCs w:val="30"/>
+          <w:rtl/>
+          <w:lang w:bidi="ar-EG"/>
+        </w:rPr>
+        <w:t xml:space="preserve"> </w:t>
+      </w:r>
+      <w:r>
+        <w:rPr>
+          <w:rFonts w:asciiTheme="minorBidi" w:hAnsiTheme="minorBidi" w:cs="Arial"/>
+          <w:b/>
+          <w:bCs/>
+          <w:sz w:val="30"/>
+          <w:szCs w:val="30"/>
+          <w:rtl/>
+          <w:lang w:bidi="ar-EG"/>
+        </w:rPr>
+        <w:t xml:space="preserve"> كائنة بحوض {{</w:t>
       </w:r>
       <w:r>
         <w:rPr>
